--- a/Resume_2026.docx
+++ b/Resume_2026.docx
@@ -256,6 +256,12 @@
           <w:rFonts w:ascii="Times New Roman" w:hAnsi="Times New Roman" w:cs="Times New Roman" w:hint="eastAsia"/>
         </w:rPr>
         <w:t xml:space="preserve"> website   </w:t>
+      </w:r>
+      <w:r>
+        <w:rPr>
+          <w:rFonts w:ascii="Times New Roman" w:hAnsi="Times New Roman" w:cs="Times New Roman"/>
+        </w:rPr>
+        <w:t>https://huang-tianyang.github.io/TianyangHuang/</w:t>
       </w:r>
     </w:p>
     <w:p>
